--- a/Agile-Scrum_CHUDOANNGUYEN_De04.docx
+++ b/Agile-Scrum_CHUDOANNGUYEN_De04.docx
@@ -609,20 +609,8 @@
                 <w:sz w:val="24"/>
                 <w:szCs w:val="24"/>
               </w:rPr>
-              <w:t xml:space="preserve"> </w:t>
-            </w:r>
-            <w:proofErr w:type="spellStart"/>
-            <w:r>
-              <w:rPr>
-                <w:rFonts w:ascii="Times New Roman" w:eastAsia="Times New Roman" w:hAnsi="Times New Roman" w:cs="Times New Roman"/>
-                <w:b/>
-                <w:bCs/>
-                <w:sz w:val="24"/>
-                <w:szCs w:val="24"/>
-              </w:rPr>
-              <w:t>đề</w:t>
-            </w:r>
-            <w:proofErr w:type="spellEnd"/>
+              <w:t xml:space="preserve"> đề</w:t>
+            </w:r>
           </w:p>
         </w:tc>
         <w:tc>
@@ -8920,8 +8908,37 @@
                 <w:rFonts w:ascii="Times New Roman" w:eastAsia="Times New Roman" w:hAnsi="Times New Roman" w:cs="Times New Roman"/>
                 <w:sz w:val="24"/>
                 <w:szCs w:val="24"/>
-              </w:rPr>
-            </w:pPr>
+                <w:lang w:val="vi-VN"/>
+              </w:rPr>
+            </w:pPr>
+            <w:r>
+              <w:rPr>
+                <w:rFonts w:ascii="Times New Roman" w:eastAsia="Times New Roman" w:hAnsi="Times New Roman" w:cs="Times New Roman"/>
+                <w:sz w:val="24"/>
+                <w:szCs w:val="24"/>
+              </w:rPr>
+              <w:t>Scrum</w:t>
+            </w:r>
+            <w:r>
+              <w:rPr>
+                <w:rFonts w:ascii="Times New Roman" w:eastAsia="Times New Roman" w:hAnsi="Times New Roman" w:cs="Times New Roman"/>
+                <w:sz w:val="24"/>
+                <w:szCs w:val="24"/>
+                <w:lang w:val="vi-VN"/>
+              </w:rPr>
+              <w:t xml:space="preserve"> </w:t>
+            </w:r>
+            <w:proofErr w:type="spellStart"/>
+            <w:r>
+              <w:rPr>
+                <w:rFonts w:ascii="Times New Roman" w:eastAsia="Times New Roman" w:hAnsi="Times New Roman" w:cs="Times New Roman"/>
+                <w:sz w:val="24"/>
+                <w:szCs w:val="24"/>
+                <w:lang w:val="vi-VN"/>
+              </w:rPr>
+              <w:t>Master</w:t>
+            </w:r>
+            <w:proofErr w:type="spellEnd"/>
           </w:p>
         </w:tc>
         <w:tc>
@@ -8948,8 +8965,37 @@
                 <w:rFonts w:ascii="Times New Roman" w:eastAsia="Times New Roman" w:hAnsi="Times New Roman" w:cs="Times New Roman"/>
                 <w:sz w:val="24"/>
                 <w:szCs w:val="24"/>
-              </w:rPr>
-            </w:pPr>
+                <w:lang w:val="vi-VN"/>
+              </w:rPr>
+            </w:pPr>
+            <w:r>
+              <w:rPr>
+                <w:rFonts w:ascii="Times New Roman" w:eastAsia="Times New Roman" w:hAnsi="Times New Roman" w:cs="Times New Roman"/>
+                <w:sz w:val="24"/>
+                <w:szCs w:val="24"/>
+              </w:rPr>
+              <w:t>Product</w:t>
+            </w:r>
+            <w:r>
+              <w:rPr>
+                <w:rFonts w:ascii="Times New Roman" w:eastAsia="Times New Roman" w:hAnsi="Times New Roman" w:cs="Times New Roman"/>
+                <w:sz w:val="24"/>
+                <w:szCs w:val="24"/>
+                <w:lang w:val="vi-VN"/>
+              </w:rPr>
+              <w:t xml:space="preserve"> </w:t>
+            </w:r>
+            <w:proofErr w:type="spellStart"/>
+            <w:r>
+              <w:rPr>
+                <w:rFonts w:ascii="Times New Roman" w:eastAsia="Times New Roman" w:hAnsi="Times New Roman" w:cs="Times New Roman"/>
+                <w:sz w:val="24"/>
+                <w:szCs w:val="24"/>
+                <w:lang w:val="vi-VN"/>
+              </w:rPr>
+              <w:t>Owner</w:t>
+            </w:r>
+            <w:proofErr w:type="spellEnd"/>
           </w:p>
         </w:tc>
         <w:tc>
@@ -8978,6 +9024,14 @@
                 <w:szCs w:val="24"/>
               </w:rPr>
             </w:pPr>
+            <w:r>
+              <w:rPr>
+                <w:rFonts w:ascii="Times New Roman" w:eastAsia="Times New Roman" w:hAnsi="Times New Roman" w:cs="Times New Roman"/>
+                <w:sz w:val="24"/>
+                <w:szCs w:val="24"/>
+              </w:rPr>
+              <w:t>Developers</w:t>
+            </w:r>
           </w:p>
         </w:tc>
         <w:tc>
@@ -9006,6 +9060,14 @@
                 <w:szCs w:val="24"/>
               </w:rPr>
             </w:pPr>
+            <w:r>
+              <w:rPr>
+                <w:rFonts w:ascii="Times New Roman" w:eastAsia="Times New Roman" w:hAnsi="Times New Roman" w:cs="Times New Roman"/>
+                <w:sz w:val="24"/>
+                <w:szCs w:val="24"/>
+              </w:rPr>
+              <w:t>Stakeholders</w:t>
+            </w:r>
           </w:p>
         </w:tc>
       </w:tr>
